--- a/Materjalid/Day10 Andmekaitse/Versioonihaldus.docx
+++ b/Materjalid/Day10 Andmekaitse/Versioonihaldus.docx
@@ -45,7 +45,7 @@
         </w:numPr>
       </w:pPr>
       <w:r>
-        <w:t>Ava oma koodiredaktor (nt VS Code) ja kirjuta koodi, lisa uusi faile või muuda olemasolevaid.</w:t>
+        <w:t>Ava oma koodiredaktor ja kirjuta koodi, lisa uusi faile või muuda olemasolevaid.</w:t>
       </w:r>
     </w:p>
     <w:p>
@@ -56,7 +56,7 @@
         </w:numPr>
       </w:pPr>
       <w:r>
-        <w:t>Salvesta failid koodiredaktoris (nt Ctrl + S).</w:t>
+        <w:t>Salvesta failid (nt Ctrl + S).</w:t>
       </w:r>
     </w:p>
     <w:p>
@@ -262,7 +262,7 @@
     <w:p>
       <w:r>
         <w:pict w14:anchorId="1A112C4B">
-          <v:rect id="_x0000_i1037" style="width:0;height:1.5pt" o:hralign="center" o:hrstd="t" o:hr="t" fillcolor="#a0a0a0" stroked="f"/>
+          <v:rect id="_x0000_i1025" style="width:0;height:1.5pt" o:hralign="center" o:hrstd="t" o:hr="t" fillcolor="#a0a0a0" stroked="f"/>
         </w:pict>
       </w:r>
     </w:p>
@@ -352,7 +352,7 @@
     <w:p>
       <w:r>
         <w:pict w14:anchorId="1FDCF6D7">
-          <v:rect id="_x0000_i1038" style="width:0;height:1.5pt" o:hralign="center" o:hrstd="t" o:hr="t" fillcolor="#a0a0a0" stroked="f"/>
+          <v:rect id="_x0000_i1026" style="width:0;height:1.5pt" o:hralign="center" o:hrstd="t" o:hr="t" fillcolor="#a0a0a0" stroked="f"/>
         </w:pict>
       </w:r>
     </w:p>
@@ -1479,6 +1479,7 @@
   <w:style w:type="character" w:default="1" w:styleId="DefaultParagraphFont">
     <w:name w:val="Default Paragraph Font"/>
     <w:uiPriority w:val="1"/>
+    <w:semiHidden/>
     <w:unhideWhenUsed/>
   </w:style>
   <w:style w:type="table" w:default="1" w:styleId="TableNormal">
